--- a/3_2_prado_morgaz_andres_informe_ejecutivo.docx
+++ b/3_2_prado_morgaz_andres_informe_ejecutivo.docx
@@ -67,13 +67,15 @@
           <w:r>
             <w:fldChar w:fldCharType="separate"/>
           </w:r>
-          <w:hyperlink w:anchor="_Toc223368522" w:history="1">
+          <w:hyperlink w:anchor="_Toc223454685" w:history="1">
             <w:r>
               <w:rPr>
                 <w:rStyle w:val="Hipervnculo"/>
-                <w:noProof/>
-              </w:rPr>
-              <w:t>Una captura del árbol sintáctico de una frase clave</w:t>
+                <w:rFonts w:eastAsia="Times New Roman"/>
+                <w:noProof/>
+                <w:lang w:eastAsia="es-ES"/>
+              </w:rPr>
+              <w:t>1. Introducción</w:t>
             </w:r>
             <w:r>
               <w:rPr>
@@ -94,7 +96,7 @@
                 <w:noProof/>
                 <w:webHidden/>
               </w:rPr>
-              <w:instrText xml:space="preserve"> PAGEREF _Toc223368522 \h </w:instrText>
+              <w:instrText xml:space="preserve"> PAGEREF _Toc223454685 \h </w:instrText>
             </w:r>
             <w:r>
               <w:rPr>
@@ -137,13 +139,15 @@
               <w:lang w:eastAsia="es-ES"/>
             </w:rPr>
           </w:pPr>
-          <w:hyperlink w:anchor="_Toc223368523" w:history="1">
+          <w:hyperlink w:anchor="_Toc223454686" w:history="1">
             <w:r>
               <w:rPr>
                 <w:rStyle w:val="Hipervnculo"/>
-                <w:noProof/>
-              </w:rPr>
-              <w:t>El resultado del análisis de sentimiento</w:t>
+                <w:rFonts w:eastAsia="Times New Roman"/>
+                <w:noProof/>
+                <w:lang w:eastAsia="es-ES"/>
+              </w:rPr>
+              <w:t>2. Análisis Estructural y Lingüístico</w:t>
             </w:r>
             <w:r>
               <w:rPr>
@@ -164,7 +168,7 @@
                 <w:noProof/>
                 <w:webHidden/>
               </w:rPr>
-              <w:instrText xml:space="preserve"> PAGEREF _Toc223368523 \h </w:instrText>
+              <w:instrText xml:space="preserve"> PAGEREF _Toc223454686 \h </w:instrText>
             </w:r>
             <w:r>
               <w:rPr>
@@ -207,13 +211,15 @@
               <w:lang w:eastAsia="es-ES"/>
             </w:rPr>
           </w:pPr>
-          <w:hyperlink w:anchor="_Toc223368524" w:history="1">
+          <w:hyperlink w:anchor="_Toc223454687" w:history="1">
             <w:r>
               <w:rPr>
                 <w:rStyle w:val="Hipervnculo"/>
-                <w:noProof/>
-              </w:rPr>
-              <w:t>La conclusión sobre la temática del texto basada en vuestro análisis</w:t>
+                <w:rFonts w:eastAsia="Times New Roman"/>
+                <w:noProof/>
+                <w:lang w:eastAsia="es-ES"/>
+              </w:rPr>
+              <w:t>3. Identificación de Entidades (NER)</w:t>
             </w:r>
             <w:r>
               <w:rPr>
@@ -234,7 +240,7 @@
                 <w:noProof/>
                 <w:webHidden/>
               </w:rPr>
-              <w:instrText xml:space="preserve"> PAGEREF _Toc223368524 \h </w:instrText>
+              <w:instrText xml:space="preserve"> PAGEREF _Toc223454687 \h </w:instrText>
             </w:r>
             <w:r>
               <w:rPr>
@@ -254,7 +260,223 @@
                 <w:noProof/>
                 <w:webHidden/>
               </w:rPr>
-              <w:t>3</w:t>
+              <w:t>4</w:t>
+            </w:r>
+            <w:r>
+              <w:rPr>
+                <w:noProof/>
+                <w:webHidden/>
+              </w:rPr>
+              <w:fldChar w:fldCharType="end"/>
+            </w:r>
+          </w:hyperlink>
+        </w:p>
+        <w:p>
+          <w:pPr>
+            <w:pStyle w:val="TDC2"/>
+            <w:tabs>
+              <w:tab w:val="right" w:leader="dot" w:pos="8494"/>
+            </w:tabs>
+            <w:rPr>
+              <w:rFonts w:eastAsiaTheme="minorEastAsia"/>
+              <w:noProof/>
+              <w:lang w:eastAsia="es-ES"/>
+            </w:rPr>
+          </w:pPr>
+          <w:hyperlink w:anchor="_Toc223454688" w:history="1">
+            <w:r>
+              <w:rPr>
+                <w:rStyle w:val="Hipervnculo"/>
+                <w:rFonts w:eastAsia="Times New Roman"/>
+                <w:noProof/>
+                <w:lang w:eastAsia="es-ES"/>
+              </w:rPr>
+              <w:t>4. Análisis de Sentimiento</w:t>
+            </w:r>
+            <w:r>
+              <w:rPr>
+                <w:noProof/>
+                <w:webHidden/>
+              </w:rPr>
+              <w:tab/>
+            </w:r>
+            <w:r>
+              <w:rPr>
+                <w:noProof/>
+                <w:webHidden/>
+              </w:rPr>
+              <w:fldChar w:fldCharType="begin"/>
+            </w:r>
+            <w:r>
+              <w:rPr>
+                <w:noProof/>
+                <w:webHidden/>
+              </w:rPr>
+              <w:instrText xml:space="preserve"> PAGEREF _Toc223454688 \h </w:instrText>
+            </w:r>
+            <w:r>
+              <w:rPr>
+                <w:noProof/>
+                <w:webHidden/>
+              </w:rPr>
+            </w:r>
+            <w:r>
+              <w:rPr>
+                <w:noProof/>
+                <w:webHidden/>
+              </w:rPr>
+              <w:fldChar w:fldCharType="separate"/>
+            </w:r>
+            <w:r>
+              <w:rPr>
+                <w:noProof/>
+                <w:webHidden/>
+              </w:rPr>
+              <w:t>5</w:t>
+            </w:r>
+            <w:r>
+              <w:rPr>
+                <w:noProof/>
+                <w:webHidden/>
+              </w:rPr>
+              <w:fldChar w:fldCharType="end"/>
+            </w:r>
+          </w:hyperlink>
+        </w:p>
+        <w:p>
+          <w:pPr>
+            <w:pStyle w:val="TDC2"/>
+            <w:tabs>
+              <w:tab w:val="right" w:leader="dot" w:pos="8494"/>
+            </w:tabs>
+            <w:rPr>
+              <w:rFonts w:eastAsiaTheme="minorEastAsia"/>
+              <w:noProof/>
+              <w:lang w:eastAsia="es-ES"/>
+            </w:rPr>
+          </w:pPr>
+          <w:hyperlink w:anchor="_Toc223454689" w:history="1">
+            <w:r>
+              <w:rPr>
+                <w:rStyle w:val="Hipervnculo"/>
+                <w:rFonts w:eastAsia="Times New Roman"/>
+                <w:noProof/>
+                <w:lang w:eastAsia="es-ES"/>
+              </w:rPr>
+              <w:t>5. Descubrimiento de Tópicos</w:t>
+            </w:r>
+            <w:r>
+              <w:rPr>
+                <w:noProof/>
+                <w:webHidden/>
+              </w:rPr>
+              <w:tab/>
+            </w:r>
+            <w:r>
+              <w:rPr>
+                <w:noProof/>
+                <w:webHidden/>
+              </w:rPr>
+              <w:fldChar w:fldCharType="begin"/>
+            </w:r>
+            <w:r>
+              <w:rPr>
+                <w:noProof/>
+                <w:webHidden/>
+              </w:rPr>
+              <w:instrText xml:space="preserve"> PAGEREF _Toc223454689 \h </w:instrText>
+            </w:r>
+            <w:r>
+              <w:rPr>
+                <w:noProof/>
+                <w:webHidden/>
+              </w:rPr>
+            </w:r>
+            <w:r>
+              <w:rPr>
+                <w:noProof/>
+                <w:webHidden/>
+              </w:rPr>
+              <w:fldChar w:fldCharType="separate"/>
+            </w:r>
+            <w:r>
+              <w:rPr>
+                <w:noProof/>
+                <w:webHidden/>
+              </w:rPr>
+              <w:t>6</w:t>
+            </w:r>
+            <w:r>
+              <w:rPr>
+                <w:noProof/>
+                <w:webHidden/>
+              </w:rPr>
+              <w:fldChar w:fldCharType="end"/>
+            </w:r>
+          </w:hyperlink>
+        </w:p>
+        <w:p>
+          <w:pPr>
+            <w:pStyle w:val="TDC2"/>
+            <w:tabs>
+              <w:tab w:val="right" w:leader="dot" w:pos="8494"/>
+            </w:tabs>
+            <w:rPr>
+              <w:rFonts w:eastAsiaTheme="minorEastAsia"/>
+              <w:noProof/>
+              <w:lang w:eastAsia="es-ES"/>
+            </w:rPr>
+          </w:pPr>
+          <w:hyperlink w:anchor="_Toc223454690" w:history="1">
+            <w:r>
+              <w:rPr>
+                <w:rStyle w:val="Hipervnculo"/>
+                <w:rFonts w:eastAsia="Times New Roman"/>
+                <w:noProof/>
+                <w:lang w:eastAsia="es-ES"/>
+              </w:rPr>
+              <w:t>6. Conclusión</w:t>
+            </w:r>
+            <w:r>
+              <w:rPr>
+                <w:noProof/>
+                <w:webHidden/>
+              </w:rPr>
+              <w:tab/>
+            </w:r>
+            <w:r>
+              <w:rPr>
+                <w:noProof/>
+                <w:webHidden/>
+              </w:rPr>
+              <w:fldChar w:fldCharType="begin"/>
+            </w:r>
+            <w:r>
+              <w:rPr>
+                <w:noProof/>
+                <w:webHidden/>
+              </w:rPr>
+              <w:instrText xml:space="preserve"> PAGEREF _Toc223454690 \h </w:instrText>
+            </w:r>
+            <w:r>
+              <w:rPr>
+                <w:noProof/>
+                <w:webHidden/>
+              </w:rPr>
+            </w:r>
+            <w:r>
+              <w:rPr>
+                <w:noProof/>
+                <w:webHidden/>
+              </w:rPr>
+              <w:fldChar w:fldCharType="separate"/>
+            </w:r>
+            <w:r>
+              <w:rPr>
+                <w:noProof/>
+                <w:webHidden/>
+              </w:rPr>
+              <w:t>6</w:t>
             </w:r>
             <w:r>
               <w:rPr>
@@ -292,37 +514,979 @@
     <w:p>
       <w:pPr>
         <w:pStyle w:val="Ttulo2"/>
-      </w:pPr>
-      <w:bookmarkStart w:id="0" w:name="_Toc223368522"/>
-      <w:r>
+        <w:rPr>
+          <w:rFonts w:eastAsia="Times New Roman"/>
+          <w:lang w:eastAsia="es-ES"/>
+        </w:rPr>
+      </w:pPr>
+      <w:bookmarkStart w:id="0" w:name="_Toc223454685"/>
+      <w:r>
+        <w:rPr>
+          <w:rFonts w:eastAsia="Times New Roman"/>
+          <w:lang w:eastAsia="es-ES"/>
+        </w:rPr>
         <w:lastRenderedPageBreak/>
-        <w:t>Una captura del árbol sintáctico de una frase clave</w:t>
+        <w:t>1. Introducción</w:t>
       </w:r>
       <w:bookmarkEnd w:id="0"/>
     </w:p>
     <w:p>
       <w:pPr>
+        <w:spacing w:line="276" w:lineRule="auto"/>
+        <w:jc w:val="both"/>
+        <w:rPr>
+          <w:lang w:eastAsia="es-ES"/>
+        </w:rPr>
+      </w:pPr>
+      <w:r>
+        <w:rPr>
+          <w:lang w:eastAsia="es-ES"/>
+        </w:rPr>
+        <w:t>Hemos</w:t>
+      </w:r>
+      <w:r>
+        <w:rPr>
+          <w:lang w:eastAsia="es-ES"/>
+        </w:rPr>
+        <w:t xml:space="preserve"> implementado un </w:t>
+      </w:r>
+      <w:r>
+        <w:rPr>
+          <w:b/>
+          <w:bCs/>
+          <w:lang w:eastAsia="es-ES"/>
+        </w:rPr>
+        <w:t>pipeline de procesamiento de lenguaje natural (NLP)</w:t>
+      </w:r>
+      <w:r>
+        <w:rPr>
+          <w:lang w:eastAsia="es-ES"/>
+        </w:rPr>
+        <w:t xml:space="preserve"> automatizado. El objetivo es transformar el texto bruto de</w:t>
+      </w:r>
+      <w:r>
+        <w:rPr>
+          <w:lang w:eastAsia="es-ES"/>
+        </w:rPr>
+        <w:t xml:space="preserve"> los comentarios de</w:t>
+      </w:r>
+      <w:r>
+        <w:rPr>
+          <w:lang w:eastAsia="es-ES"/>
+        </w:rPr>
+        <w:t xml:space="preserve"> los usuarios en información estructurada para entender qué opinan sobre el producto y cuáles son los puntos críticos de su experiencia sin necesidad de una lectura manual exhaustiva.</w:t>
+      </w:r>
+    </w:p>
+    <w:p>
+      <w:pPr>
+        <w:spacing w:line="276" w:lineRule="auto"/>
+        <w:jc w:val="both"/>
+        <w:rPr>
+          <w:lang w:eastAsia="es-ES"/>
+        </w:rPr>
+      </w:pPr>
+    </w:p>
+    <w:p>
+      <w:pPr>
         <w:pStyle w:val="Ttulo2"/>
-      </w:pPr>
-      <w:bookmarkStart w:id="1" w:name="_Toc223368523"/>
-      <w:r>
-        <w:t>El resultado del análisis de sentimiento</w:t>
+        <w:rPr>
+          <w:rFonts w:eastAsia="Times New Roman"/>
+          <w:lang w:eastAsia="es-ES"/>
+        </w:rPr>
+      </w:pPr>
+      <w:bookmarkStart w:id="1" w:name="_Toc223454686"/>
+      <w:r>
+        <w:rPr>
+          <w:rFonts w:eastAsia="Times New Roman"/>
+          <w:lang w:eastAsia="es-ES"/>
+        </w:rPr>
+        <w:t>2. Análisis Estructural y Lingüístico</w:t>
       </w:r>
       <w:bookmarkEnd w:id="1"/>
     </w:p>
     <w:p>
       <w:pPr>
+        <w:spacing w:before="100" w:beforeAutospacing="1" w:after="100" w:afterAutospacing="1" w:line="276" w:lineRule="auto"/>
+        <w:jc w:val="both"/>
+        <w:rPr>
+          <w:rFonts w:eastAsia="Times New Roman" w:cs="Times New Roman"/>
+          <w:kern w:val="0"/>
+          <w:lang w:eastAsia="es-ES"/>
+          <w14:ligatures w14:val="none"/>
+        </w:rPr>
+      </w:pPr>
+      <w:r>
+        <w:rPr>
+          <w:rFonts w:eastAsia="Times New Roman" w:cs="Times New Roman"/>
+          <w:kern w:val="0"/>
+          <w:lang w:eastAsia="es-ES"/>
+          <w14:ligatures w14:val="none"/>
+        </w:rPr>
+        <w:t>Para asegurar la precisión del sistema, hemos descompuesto las oraciones de los usuarios para identificar cómo se articulan las opiniones. Esto nos permite entender no solo las palabras sueltas, sino la relación entre sujetos y acciones.</w:t>
+      </w:r>
+    </w:p>
+    <w:p>
+      <w:pPr>
+        <w:spacing w:before="100" w:beforeAutospacing="1" w:after="100" w:afterAutospacing="1" w:line="276" w:lineRule="auto"/>
+        <w:jc w:val="center"/>
+        <w:rPr>
+          <w:rFonts w:eastAsia="Times New Roman" w:cs="Times New Roman"/>
+          <w:kern w:val="0"/>
+          <w:lang w:eastAsia="es-ES"/>
+          <w14:ligatures w14:val="none"/>
+        </w:rPr>
+      </w:pPr>
+      <w:r>
+        <w:rPr>
+          <w:rFonts w:eastAsia="Times New Roman" w:cs="Times New Roman"/>
+          <w:kern w:val="0"/>
+          <w:lang w:eastAsia="es-ES"/>
+          <w14:ligatures w14:val="none"/>
+        </w:rPr>
+        <w:drawing>
+          <wp:inline distT="0" distB="0" distL="0" distR="0" wp14:anchorId="31FA71A0" wp14:editId="6FE5E6F5">
+            <wp:extent cx="4648849" cy="1324160"/>
+            <wp:effectExtent l="0" t="0" r="0" b="9525"/>
+            <wp:docPr id="1778145527" name="Imagen 1"/>
+            <wp:cNvGraphicFramePr>
+              <a:graphicFrameLocks xmlns:a="http://schemas.openxmlformats.org/drawingml/2006/main" noChangeAspect="1"/>
+            </wp:cNvGraphicFramePr>
+            <a:graphic xmlns:a="http://schemas.openxmlformats.org/drawingml/2006/main">
+              <a:graphicData uri="http://schemas.openxmlformats.org/drawingml/2006/picture">
+                <pic:pic xmlns:pic="http://schemas.openxmlformats.org/drawingml/2006/picture">
+                  <pic:nvPicPr>
+                    <pic:cNvPr id="1778145527" name=""/>
+                    <pic:cNvPicPr/>
+                  </pic:nvPicPr>
+                  <pic:blipFill>
+                    <a:blip r:embed="rId8"/>
+                    <a:stretch>
+                      <a:fillRect/>
+                    </a:stretch>
+                  </pic:blipFill>
+                  <pic:spPr>
+                    <a:xfrm>
+                      <a:off x="0" y="0"/>
+                      <a:ext cx="4648849" cy="1324160"/>
+                    </a:xfrm>
+                    <a:prstGeom prst="rect">
+                      <a:avLst/>
+                    </a:prstGeom>
+                  </pic:spPr>
+                </pic:pic>
+              </a:graphicData>
+            </a:graphic>
+          </wp:inline>
+        </w:drawing>
+      </w:r>
+    </w:p>
+    <w:p>
+      <w:pPr>
+        <w:spacing w:before="100" w:beforeAutospacing="1" w:after="100" w:afterAutospacing="1" w:line="276" w:lineRule="auto"/>
+        <w:jc w:val="both"/>
+        <w:rPr>
+          <w:rFonts w:eastAsia="Times New Roman" w:cs="Times New Roman"/>
+          <w:kern w:val="0"/>
+          <w:lang w:eastAsia="es-ES"/>
+          <w14:ligatures w14:val="none"/>
+        </w:rPr>
+      </w:pPr>
+      <w:r>
+        <w:rPr>
+          <w:rFonts w:eastAsia="Times New Roman" w:cs="Times New Roman"/>
+          <w:i/>
+          <w:iCs/>
+          <w:kern w:val="0"/>
+          <w:lang w:eastAsia="es-ES"/>
+          <w14:ligatures w14:val="none"/>
+        </w:rPr>
+        <w:t>(N</w:t>
+      </w:r>
+      <w:r>
+        <w:rPr>
+          <w:rFonts w:eastAsia="Times New Roman" w:cs="Times New Roman"/>
+          <w:i/>
+          <w:iCs/>
+          <w:kern w:val="0"/>
+          <w:lang w:eastAsia="es-ES"/>
+          <w14:ligatures w14:val="none"/>
+        </w:rPr>
+        <w:t>ota: En esta captura se observa la jerarquía de dependencias donde el modelo identifica núcleos verbales y sus complementos).</w:t>
+      </w:r>
+    </w:p>
+    <w:p>
+      <w:pPr>
+        <w:spacing w:before="100" w:beforeAutospacing="1" w:after="100" w:afterAutospacing="1" w:line="276" w:lineRule="auto"/>
+        <w:jc w:val="both"/>
+        <w:rPr>
+          <w:rFonts w:eastAsia="Times New Roman" w:cs="Times New Roman"/>
+          <w:kern w:val="0"/>
+          <w:lang w:eastAsia="es-ES"/>
+          <w14:ligatures w14:val="none"/>
+        </w:rPr>
+      </w:pPr>
+      <w:r>
+        <w:rPr>
+          <w:rFonts w:eastAsia="Times New Roman" w:cs="Times New Roman"/>
+          <w:kern w:val="0"/>
+          <w:lang w:eastAsia="es-ES"/>
+          <w14:ligatures w14:val="none"/>
+        </w:rPr>
+        <w:t>En nuestras pruebas, el sistema identifica correctamente adjetivos calificativos asociados a la marca, aunque se observa una tendencia del modelo a categorizar términos descriptivos iniciales (como "Potente") como nombres propios</w:t>
+      </w:r>
+      <w:r>
+        <w:rPr>
+          <w:rFonts w:eastAsia="Times New Roman" w:cs="Times New Roman"/>
+          <w:kern w:val="0"/>
+          <w:lang w:eastAsia="es-ES"/>
+          <w14:ligatures w14:val="none"/>
+        </w:rPr>
+        <w:t>.</w:t>
+      </w:r>
+    </w:p>
+    <w:p>
+      <w:pPr>
+        <w:rPr>
+          <w:rFonts w:asciiTheme="majorHAnsi" w:eastAsia="Times New Roman" w:hAnsiTheme="majorHAnsi" w:cstheme="majorBidi"/>
+          <w:color w:val="0F4761" w:themeColor="accent1" w:themeShade="BF"/>
+          <w:sz w:val="32"/>
+          <w:szCs w:val="32"/>
+          <w:lang w:eastAsia="es-ES"/>
+        </w:rPr>
+      </w:pPr>
+      <w:r>
+        <w:rPr>
+          <w:rFonts w:eastAsia="Times New Roman"/>
+          <w:lang w:eastAsia="es-ES"/>
+        </w:rPr>
+        <w:br w:type="page"/>
+      </w:r>
+    </w:p>
+    <w:p>
+      <w:pPr>
         <w:pStyle w:val="Ttulo2"/>
-      </w:pPr>
-      <w:bookmarkStart w:id="2" w:name="_Toc223368524"/>
-      <w:r>
-        <w:t>La conclusión sobre la temática del texto basada en vuestro análisis</w:t>
+        <w:rPr>
+          <w:rFonts w:eastAsia="Times New Roman"/>
+          <w:lang w:eastAsia="es-ES"/>
+        </w:rPr>
+      </w:pPr>
+      <w:bookmarkStart w:id="2" w:name="_Toc223454687"/>
+      <w:r>
+        <w:rPr>
+          <w:rFonts w:eastAsia="Times New Roman"/>
+          <w:lang w:eastAsia="es-ES"/>
+        </w:rPr>
+        <w:lastRenderedPageBreak/>
+        <w:t>3. Identificación de Entidades (NER)</w:t>
       </w:r>
       <w:bookmarkEnd w:id="2"/>
     </w:p>
+    <w:p>
+      <w:pPr>
+        <w:spacing w:before="100" w:beforeAutospacing="1" w:after="100" w:afterAutospacing="1" w:line="276" w:lineRule="auto"/>
+        <w:jc w:val="both"/>
+        <w:rPr>
+          <w:rFonts w:eastAsia="Times New Roman" w:cs="Times New Roman"/>
+          <w:kern w:val="0"/>
+          <w:lang w:eastAsia="es-ES"/>
+          <w14:ligatures w14:val="none"/>
+        </w:rPr>
+      </w:pPr>
+      <w:r>
+        <w:rPr>
+          <w:rFonts w:eastAsia="Times New Roman" w:cs="Times New Roman"/>
+          <w:kern w:val="0"/>
+          <w:lang w:eastAsia="es-ES"/>
+          <w14:ligatures w14:val="none"/>
+        </w:rPr>
+        <w:t xml:space="preserve">Hemos automatizado la detección de marcas y modelos. El sistema identifica con éxito menciones a </w:t>
+      </w:r>
+      <w:r>
+        <w:rPr>
+          <w:rFonts w:eastAsia="Times New Roman" w:cs="Times New Roman"/>
+          <w:b/>
+          <w:bCs/>
+          <w:kern w:val="0"/>
+          <w:lang w:eastAsia="es-ES"/>
+          <w14:ligatures w14:val="none"/>
+        </w:rPr>
+        <w:t>iPhone, Android</w:t>
+      </w:r>
+      <w:r>
+        <w:rPr>
+          <w:rFonts w:eastAsia="Times New Roman" w:cs="Times New Roman"/>
+          <w:kern w:val="0"/>
+          <w:lang w:eastAsia="es-ES"/>
+          <w14:ligatures w14:val="none"/>
+        </w:rPr>
+        <w:t xml:space="preserve"> y variantes como </w:t>
+      </w:r>
+      <w:r>
+        <w:rPr>
+          <w:rFonts w:eastAsia="Times New Roman" w:cs="Times New Roman"/>
+          <w:b/>
+          <w:bCs/>
+          <w:kern w:val="0"/>
+          <w:lang w:eastAsia="es-ES"/>
+          <w14:ligatures w14:val="none"/>
+        </w:rPr>
+        <w:t>Pro Max</w:t>
+      </w:r>
+      <w:r>
+        <w:rPr>
+          <w:rFonts w:eastAsia="Times New Roman" w:cs="Times New Roman"/>
+          <w:kern w:val="0"/>
+          <w:lang w:eastAsia="es-ES"/>
+          <w14:ligatures w14:val="none"/>
+        </w:rPr>
+        <w:t>.</w:t>
+      </w:r>
+    </w:p>
+    <w:p>
+      <w:pPr>
+        <w:spacing w:before="100" w:beforeAutospacing="1" w:after="100" w:afterAutospacing="1" w:line="276" w:lineRule="auto"/>
+        <w:jc w:val="both"/>
+        <w:rPr>
+          <w:rFonts w:eastAsia="Times New Roman" w:cs="Times New Roman"/>
+          <w:kern w:val="0"/>
+          <w:lang w:eastAsia="es-ES"/>
+          <w14:ligatures w14:val="none"/>
+        </w:rPr>
+      </w:pPr>
+      <w:r>
+        <w:rPr>
+          <w:rFonts w:eastAsia="Times New Roman" w:cs="Times New Roman"/>
+          <w:b/>
+          <w:bCs/>
+          <w:kern w:val="0"/>
+          <w:lang w:eastAsia="es-ES"/>
+          <w14:ligatures w14:val="none"/>
+        </w:rPr>
+        <w:t>Hallazgo:</w:t>
+      </w:r>
+      <w:r>
+        <w:rPr>
+          <w:rFonts w:eastAsia="Times New Roman" w:cs="Times New Roman"/>
+          <w:kern w:val="0"/>
+          <w:lang w:eastAsia="es-ES"/>
+          <w14:ligatures w14:val="none"/>
+        </w:rPr>
+        <w:t xml:space="preserve"> El modelo detecta frases completas como "La batería dura todo el día" como entidades de categoría miscelánea (</w:t>
+      </w:r>
+      <w:r>
+        <w:rPr>
+          <w:rFonts w:eastAsia="Times New Roman" w:cs="Times New Roman"/>
+          <w:i/>
+          <w:iCs/>
+          <w:kern w:val="0"/>
+          <w:lang w:eastAsia="es-ES"/>
+          <w14:ligatures w14:val="none"/>
+        </w:rPr>
+        <w:t>MISC</w:t>
+      </w:r>
+      <w:r>
+        <w:rPr>
+          <w:rFonts w:eastAsia="Times New Roman" w:cs="Times New Roman"/>
+          <w:kern w:val="0"/>
+          <w:lang w:eastAsia="es-ES"/>
+          <w14:ligatures w14:val="none"/>
+        </w:rPr>
+        <w:t>). Esto es útil para detectar "frases hechas" o reclamos publicitarios que los usuarios repiten con frecuencia.</w:t>
+      </w:r>
+    </w:p>
+    <w:p>
+      <w:pPr>
+        <w:spacing w:before="100" w:beforeAutospacing="1" w:after="100" w:afterAutospacing="1" w:line="276" w:lineRule="auto"/>
+        <w:jc w:val="center"/>
+        <w:rPr>
+          <w:rFonts w:eastAsia="Times New Roman" w:cs="Times New Roman"/>
+          <w:kern w:val="0"/>
+          <w:lang w:eastAsia="es-ES"/>
+          <w14:ligatures w14:val="none"/>
+        </w:rPr>
+      </w:pPr>
+      <w:r>
+        <w:rPr>
+          <w:rFonts w:eastAsia="Times New Roman" w:cs="Times New Roman"/>
+          <w:kern w:val="0"/>
+          <w:lang w:eastAsia="es-ES"/>
+          <w14:ligatures w14:val="none"/>
+        </w:rPr>
+        <w:drawing>
+          <wp:inline distT="0" distB="0" distL="0" distR="0" wp14:anchorId="5B89618F" wp14:editId="40709160">
+            <wp:extent cx="4353533" cy="2705478"/>
+            <wp:effectExtent l="0" t="0" r="9525" b="0"/>
+            <wp:docPr id="1565591836" name="Imagen 1"/>
+            <wp:cNvGraphicFramePr>
+              <a:graphicFrameLocks xmlns:a="http://schemas.openxmlformats.org/drawingml/2006/main" noChangeAspect="1"/>
+            </wp:cNvGraphicFramePr>
+            <a:graphic xmlns:a="http://schemas.openxmlformats.org/drawingml/2006/main">
+              <a:graphicData uri="http://schemas.openxmlformats.org/drawingml/2006/picture">
+                <pic:pic xmlns:pic="http://schemas.openxmlformats.org/drawingml/2006/picture">
+                  <pic:nvPicPr>
+                    <pic:cNvPr id="1565591836" name=""/>
+                    <pic:cNvPicPr/>
+                  </pic:nvPicPr>
+                  <pic:blipFill>
+                    <a:blip r:embed="rId9"/>
+                    <a:stretch>
+                      <a:fillRect/>
+                    </a:stretch>
+                  </pic:blipFill>
+                  <pic:spPr>
+                    <a:xfrm>
+                      <a:off x="0" y="0"/>
+                      <a:ext cx="4353533" cy="2705478"/>
+                    </a:xfrm>
+                    <a:prstGeom prst="rect">
+                      <a:avLst/>
+                    </a:prstGeom>
+                  </pic:spPr>
+                </pic:pic>
+              </a:graphicData>
+            </a:graphic>
+          </wp:inline>
+        </w:drawing>
+      </w:r>
+    </w:p>
+    <w:p>
+      <w:pPr>
+        <w:rPr>
+          <w:rFonts w:asciiTheme="majorHAnsi" w:eastAsia="Times New Roman" w:hAnsiTheme="majorHAnsi" w:cstheme="majorBidi"/>
+          <w:color w:val="0F4761" w:themeColor="accent1" w:themeShade="BF"/>
+          <w:sz w:val="32"/>
+          <w:szCs w:val="32"/>
+          <w:lang w:eastAsia="es-ES"/>
+        </w:rPr>
+      </w:pPr>
+      <w:r>
+        <w:rPr>
+          <w:rFonts w:eastAsia="Times New Roman"/>
+          <w:lang w:eastAsia="es-ES"/>
+        </w:rPr>
+        <w:br w:type="page"/>
+      </w:r>
+    </w:p>
+    <w:p>
+      <w:pPr>
+        <w:pStyle w:val="Ttulo2"/>
+        <w:rPr>
+          <w:rFonts w:eastAsia="Times New Roman"/>
+          <w:lang w:eastAsia="es-ES"/>
+        </w:rPr>
+      </w:pPr>
+      <w:bookmarkStart w:id="3" w:name="_Toc223454688"/>
+      <w:r>
+        <w:rPr>
+          <w:rFonts w:eastAsia="Times New Roman"/>
+          <w:lang w:eastAsia="es-ES"/>
+        </w:rPr>
+        <w:lastRenderedPageBreak/>
+        <w:t>4. Análisis de Sentimiento</w:t>
+      </w:r>
+      <w:bookmarkEnd w:id="3"/>
+    </w:p>
+    <w:p>
+      <w:pPr>
+        <w:spacing w:before="100" w:beforeAutospacing="1" w:after="100" w:afterAutospacing="1" w:line="276" w:lineRule="auto"/>
+        <w:jc w:val="both"/>
+        <w:rPr>
+          <w:rFonts w:eastAsia="Times New Roman" w:cs="Times New Roman"/>
+          <w:kern w:val="0"/>
+          <w:lang w:eastAsia="es-ES"/>
+          <w14:ligatures w14:val="none"/>
+        </w:rPr>
+      </w:pPr>
+      <w:r>
+        <w:rPr>
+          <w:rFonts w:eastAsia="Times New Roman" w:cs="Times New Roman"/>
+          <w:kern w:val="0"/>
+          <w:lang w:eastAsia="es-ES"/>
+          <w14:ligatures w14:val="none"/>
+        </w:rPr>
+        <w:t xml:space="preserve">Debido a la complejidad del sarcasmo y las expresiones idiomáticas en español, hemos implementado una </w:t>
+      </w:r>
+      <w:r>
+        <w:rPr>
+          <w:rFonts w:eastAsia="Times New Roman" w:cs="Times New Roman"/>
+          <w:b/>
+          <w:bCs/>
+          <w:kern w:val="0"/>
+          <w:lang w:eastAsia="es-ES"/>
+          <w14:ligatures w14:val="none"/>
+        </w:rPr>
+        <w:t>traducción intermedia a inglés</w:t>
+      </w:r>
+      <w:r>
+        <w:rPr>
+          <w:rFonts w:eastAsia="Times New Roman" w:cs="Times New Roman"/>
+          <w:kern w:val="0"/>
+          <w:lang w:eastAsia="es-ES"/>
+          <w14:ligatures w14:val="none"/>
+        </w:rPr>
+        <w:t xml:space="preserve"> antes de la calificación. Esto ha elevado la precisión del análisis, permitiendo obtener un </w:t>
+      </w:r>
+      <w:r>
+        <w:rPr>
+          <w:rFonts w:eastAsia="Times New Roman" w:cs="Times New Roman"/>
+          <w:i/>
+          <w:iCs/>
+          <w:kern w:val="0"/>
+          <w:lang w:eastAsia="es-ES"/>
+          <w14:ligatures w14:val="none"/>
+        </w:rPr>
+        <w:t>score</w:t>
+      </w:r>
+      <w:r>
+        <w:rPr>
+          <w:rFonts w:eastAsia="Times New Roman" w:cs="Times New Roman"/>
+          <w:kern w:val="0"/>
+          <w:lang w:eastAsia="es-ES"/>
+          <w14:ligatures w14:val="none"/>
+        </w:rPr>
+        <w:t xml:space="preserve"> numérico de polaridad (donde -1.0 es muy negativo y 1.0 muy positivo).</w:t>
+      </w:r>
+    </w:p>
+    <w:p>
+      <w:pPr>
+        <w:spacing w:before="100" w:beforeAutospacing="1" w:after="100" w:afterAutospacing="1" w:line="276" w:lineRule="auto"/>
+        <w:jc w:val="both"/>
+        <w:rPr>
+          <w:rFonts w:eastAsia="Times New Roman" w:cs="Times New Roman"/>
+          <w:b/>
+          <w:bCs/>
+          <w:kern w:val="0"/>
+          <w:lang w:eastAsia="es-ES"/>
+          <w14:ligatures w14:val="none"/>
+        </w:rPr>
+      </w:pPr>
+      <w:r>
+        <w:rPr>
+          <w:rFonts w:eastAsia="Times New Roman" w:cs="Times New Roman"/>
+          <w:b/>
+          <w:bCs/>
+          <w:kern w:val="0"/>
+          <w:lang w:eastAsia="es-ES"/>
+          <w14:ligatures w14:val="none"/>
+        </w:rPr>
+        <w:t>Resultados del muestreo:</w:t>
+      </w:r>
+    </w:p>
+    <w:p>
+      <w:pPr>
+        <w:spacing w:before="100" w:beforeAutospacing="1" w:after="100" w:afterAutospacing="1" w:line="276" w:lineRule="auto"/>
+        <w:jc w:val="center"/>
+        <w:rPr>
+          <w:rFonts w:eastAsia="Times New Roman" w:cs="Times New Roman"/>
+          <w:kern w:val="0"/>
+          <w:lang w:eastAsia="es-ES"/>
+          <w14:ligatures w14:val="none"/>
+        </w:rPr>
+      </w:pPr>
+      <w:r>
+        <w:rPr>
+          <w:rFonts w:eastAsia="Times New Roman" w:cs="Times New Roman"/>
+          <w:kern w:val="0"/>
+          <w:lang w:eastAsia="es-ES"/>
+          <w14:ligatures w14:val="none"/>
+        </w:rPr>
+        <w:drawing>
+          <wp:inline distT="0" distB="0" distL="0" distR="0" wp14:anchorId="2CB39DFC" wp14:editId="01C088F1">
+            <wp:extent cx="4505954" cy="2724530"/>
+            <wp:effectExtent l="0" t="0" r="9525" b="0"/>
+            <wp:docPr id="1038360138" name="Imagen 1"/>
+            <wp:cNvGraphicFramePr>
+              <a:graphicFrameLocks xmlns:a="http://schemas.openxmlformats.org/drawingml/2006/main" noChangeAspect="1"/>
+            </wp:cNvGraphicFramePr>
+            <a:graphic xmlns:a="http://schemas.openxmlformats.org/drawingml/2006/main">
+              <a:graphicData uri="http://schemas.openxmlformats.org/drawingml/2006/picture">
+                <pic:pic xmlns:pic="http://schemas.openxmlformats.org/drawingml/2006/picture">
+                  <pic:nvPicPr>
+                    <pic:cNvPr id="1038360138" name=""/>
+                    <pic:cNvPicPr/>
+                  </pic:nvPicPr>
+                  <pic:blipFill>
+                    <a:blip r:embed="rId10"/>
+                    <a:stretch>
+                      <a:fillRect/>
+                    </a:stretch>
+                  </pic:blipFill>
+                  <pic:spPr>
+                    <a:xfrm>
+                      <a:off x="0" y="0"/>
+                      <a:ext cx="4505954" cy="2724530"/>
+                    </a:xfrm>
+                    <a:prstGeom prst="rect">
+                      <a:avLst/>
+                    </a:prstGeom>
+                  </pic:spPr>
+                </pic:pic>
+              </a:graphicData>
+            </a:graphic>
+          </wp:inline>
+        </w:drawing>
+      </w:r>
+    </w:p>
+    <w:p>
+      <w:pPr>
+        <w:rPr>
+          <w:rFonts w:asciiTheme="majorHAnsi" w:eastAsia="Times New Roman" w:hAnsiTheme="majorHAnsi" w:cstheme="majorBidi"/>
+          <w:color w:val="0F4761" w:themeColor="accent1" w:themeShade="BF"/>
+          <w:sz w:val="32"/>
+          <w:szCs w:val="32"/>
+          <w:lang w:eastAsia="es-ES"/>
+        </w:rPr>
+      </w:pPr>
+      <w:r>
+        <w:rPr>
+          <w:rFonts w:eastAsia="Times New Roman"/>
+          <w:lang w:eastAsia="es-ES"/>
+        </w:rPr>
+        <w:br w:type="page"/>
+      </w:r>
+    </w:p>
+    <w:p>
+      <w:pPr>
+        <w:pStyle w:val="Ttulo2"/>
+        <w:rPr>
+          <w:rFonts w:eastAsia="Times New Roman"/>
+          <w:lang w:eastAsia="es-ES"/>
+        </w:rPr>
+      </w:pPr>
+      <w:bookmarkStart w:id="4" w:name="_Toc223454689"/>
+      <w:r>
+        <w:rPr>
+          <w:rFonts w:eastAsia="Times New Roman"/>
+          <w:lang w:eastAsia="es-ES"/>
+        </w:rPr>
+        <w:lastRenderedPageBreak/>
+        <w:t>5. Descubrimiento de Tópicos</w:t>
+      </w:r>
+      <w:bookmarkEnd w:id="4"/>
+    </w:p>
+    <w:p>
+      <w:pPr>
+        <w:spacing w:before="100" w:beforeAutospacing="1" w:after="100" w:afterAutospacing="1" w:line="276" w:lineRule="auto"/>
+        <w:jc w:val="both"/>
+        <w:rPr>
+          <w:rFonts w:eastAsia="Times New Roman" w:cs="Times New Roman"/>
+          <w:kern w:val="0"/>
+          <w:lang w:eastAsia="es-ES"/>
+          <w14:ligatures w14:val="none"/>
+        </w:rPr>
+      </w:pPr>
+      <w:r>
+        <w:rPr>
+          <w:rFonts w:eastAsia="Times New Roman" w:cs="Times New Roman"/>
+          <w:kern w:val="0"/>
+          <w:lang w:eastAsia="es-ES"/>
+          <w14:ligatures w14:val="none"/>
+        </w:rPr>
+        <w:t>Utilizando una estrategia basada en la frecuencia de sustantivos (Estrategia A), hemos filtrado el ruido del lenguaje para quedarnos con los conceptos clave. Los temas que más preocupan o interesan a los clientes son:</w:t>
+      </w:r>
+    </w:p>
+    <w:p>
+      <w:pPr>
+        <w:numPr>
+          <w:ilvl w:val="0"/>
+          <w:numId w:val="7"/>
+        </w:numPr>
+        <w:spacing w:before="100" w:beforeAutospacing="1" w:after="100" w:afterAutospacing="1" w:line="276" w:lineRule="auto"/>
+        <w:jc w:val="both"/>
+        <w:rPr>
+          <w:rFonts w:eastAsia="Times New Roman" w:cs="Times New Roman"/>
+          <w:kern w:val="0"/>
+          <w:lang w:eastAsia="es-ES"/>
+          <w14:ligatures w14:val="none"/>
+        </w:rPr>
+      </w:pPr>
+      <w:r>
+        <w:rPr>
+          <w:rFonts w:eastAsia="Times New Roman" w:cs="Times New Roman"/>
+          <w:b/>
+          <w:bCs/>
+          <w:kern w:val="0"/>
+          <w:lang w:eastAsia="es-ES"/>
+          <w14:ligatures w14:val="none"/>
+        </w:rPr>
+        <w:t>iPhone / Teléfono:</w:t>
+      </w:r>
+      <w:r>
+        <w:rPr>
+          <w:rFonts w:eastAsia="Times New Roman" w:cs="Times New Roman"/>
+          <w:kern w:val="0"/>
+          <w:lang w:eastAsia="es-ES"/>
+          <w14:ligatures w14:val="none"/>
+        </w:rPr>
+        <w:t xml:space="preserve"> Referencia directa al producto.</w:t>
+      </w:r>
+    </w:p>
+    <w:p>
+      <w:pPr>
+        <w:numPr>
+          <w:ilvl w:val="0"/>
+          <w:numId w:val="7"/>
+        </w:numPr>
+        <w:spacing w:before="100" w:beforeAutospacing="1" w:after="100" w:afterAutospacing="1" w:line="276" w:lineRule="auto"/>
+        <w:jc w:val="both"/>
+        <w:rPr>
+          <w:rFonts w:eastAsia="Times New Roman" w:cs="Times New Roman"/>
+          <w:kern w:val="0"/>
+          <w:lang w:eastAsia="es-ES"/>
+          <w14:ligatures w14:val="none"/>
+        </w:rPr>
+      </w:pPr>
+      <w:r>
+        <w:rPr>
+          <w:rFonts w:eastAsia="Times New Roman" w:cs="Times New Roman"/>
+          <w:b/>
+          <w:bCs/>
+          <w:kern w:val="0"/>
+          <w:lang w:eastAsia="es-ES"/>
+          <w14:ligatures w14:val="none"/>
+        </w:rPr>
+        <w:t>Batería:</w:t>
+      </w:r>
+      <w:r>
+        <w:rPr>
+          <w:rFonts w:eastAsia="Times New Roman" w:cs="Times New Roman"/>
+          <w:kern w:val="0"/>
+          <w:lang w:eastAsia="es-ES"/>
+          <w14:ligatures w14:val="none"/>
+        </w:rPr>
+        <w:t xml:space="preserve"> Es el componente técnico más mencionado, vinculado tanto a críticas positivas como a dudas.</w:t>
+      </w:r>
+    </w:p>
+    <w:p>
+      <w:pPr>
+        <w:numPr>
+          <w:ilvl w:val="0"/>
+          <w:numId w:val="7"/>
+        </w:numPr>
+        <w:spacing w:before="100" w:beforeAutospacing="1" w:after="100" w:afterAutospacing="1" w:line="276" w:lineRule="auto"/>
+        <w:jc w:val="both"/>
+        <w:rPr>
+          <w:rFonts w:eastAsia="Times New Roman" w:cs="Times New Roman"/>
+          <w:kern w:val="0"/>
+          <w:lang w:eastAsia="es-ES"/>
+          <w14:ligatures w14:val="none"/>
+        </w:rPr>
+      </w:pPr>
+      <w:r>
+        <w:rPr>
+          <w:rFonts w:eastAsia="Times New Roman" w:cs="Times New Roman"/>
+          <w:b/>
+          <w:bCs/>
+          <w:kern w:val="0"/>
+          <w:lang w:eastAsia="es-ES"/>
+          <w14:ligatures w14:val="none"/>
+        </w:rPr>
+        <w:t>Caja:</w:t>
+      </w:r>
+      <w:r>
+        <w:rPr>
+          <w:rFonts w:eastAsia="Times New Roman" w:cs="Times New Roman"/>
+          <w:kern w:val="0"/>
+          <w:lang w:eastAsia="es-ES"/>
+          <w14:ligatures w14:val="none"/>
+        </w:rPr>
+        <w:t xml:space="preserve"> Existe un volumen notable de comentarios sobre el </w:t>
+      </w:r>
+      <w:r>
+        <w:rPr>
+          <w:rFonts w:eastAsia="Times New Roman" w:cs="Times New Roman"/>
+          <w:i/>
+          <w:iCs/>
+          <w:kern w:val="0"/>
+          <w:lang w:eastAsia="es-ES"/>
+          <w14:ligatures w14:val="none"/>
+        </w:rPr>
+        <w:t>packaging</w:t>
+      </w:r>
+      <w:r>
+        <w:rPr>
+          <w:rFonts w:eastAsia="Times New Roman" w:cs="Times New Roman"/>
+          <w:kern w:val="0"/>
+          <w:lang w:eastAsia="es-ES"/>
+          <w14:ligatures w14:val="none"/>
+        </w:rPr>
+        <w:t xml:space="preserve"> o contenido del paquete.</w:t>
+      </w:r>
+    </w:p>
+    <w:p>
+      <w:pPr>
+        <w:numPr>
+          <w:ilvl w:val="0"/>
+          <w:numId w:val="7"/>
+        </w:numPr>
+        <w:spacing w:before="100" w:beforeAutospacing="1" w:after="100" w:afterAutospacing="1" w:line="276" w:lineRule="auto"/>
+        <w:jc w:val="both"/>
+        <w:rPr>
+          <w:rFonts w:eastAsia="Times New Roman" w:cs="Times New Roman"/>
+          <w:kern w:val="0"/>
+          <w:lang w:eastAsia="es-ES"/>
+          <w14:ligatures w14:val="none"/>
+        </w:rPr>
+      </w:pPr>
+      <w:r>
+        <w:rPr>
+          <w:rFonts w:eastAsia="Times New Roman" w:cs="Times New Roman"/>
+          <w:b/>
+          <w:bCs/>
+          <w:kern w:val="0"/>
+          <w:lang w:eastAsia="es-ES"/>
+          <w14:ligatures w14:val="none"/>
+        </w:rPr>
+        <w:t>Vídeo:</w:t>
+      </w:r>
+      <w:r>
+        <w:rPr>
+          <w:rFonts w:eastAsia="Times New Roman" w:cs="Times New Roman"/>
+          <w:kern w:val="0"/>
+          <w:lang w:eastAsia="es-ES"/>
+          <w14:ligatures w14:val="none"/>
+        </w:rPr>
+        <w:t xml:space="preserve"> La capacidad multimedia destaca como un factor relevante para el usuario.</w:t>
+      </w:r>
+    </w:p>
+    <w:p>
+      <w:pPr>
+        <w:spacing w:before="100" w:beforeAutospacing="1" w:after="100" w:afterAutospacing="1" w:line="276" w:lineRule="auto"/>
+        <w:jc w:val="center"/>
+        <w:rPr>
+          <w:rFonts w:eastAsia="Times New Roman" w:cs="Times New Roman"/>
+          <w:kern w:val="0"/>
+          <w:lang w:eastAsia="es-ES"/>
+          <w14:ligatures w14:val="none"/>
+        </w:rPr>
+      </w:pPr>
+      <w:r>
+        <w:rPr>
+          <w:rFonts w:eastAsia="Times New Roman" w:cs="Times New Roman"/>
+          <w:kern w:val="0"/>
+          <w:lang w:eastAsia="es-ES"/>
+          <w14:ligatures w14:val="none"/>
+        </w:rPr>
+        <w:drawing>
+          <wp:inline distT="0" distB="0" distL="0" distR="0" wp14:anchorId="5185606B" wp14:editId="04D0D346">
+            <wp:extent cx="3315163" cy="1495634"/>
+            <wp:effectExtent l="0" t="0" r="0" b="9525"/>
+            <wp:docPr id="581233119" name="Imagen 1"/>
+            <wp:cNvGraphicFramePr>
+              <a:graphicFrameLocks xmlns:a="http://schemas.openxmlformats.org/drawingml/2006/main" noChangeAspect="1"/>
+            </wp:cNvGraphicFramePr>
+            <a:graphic xmlns:a="http://schemas.openxmlformats.org/drawingml/2006/main">
+              <a:graphicData uri="http://schemas.openxmlformats.org/drawingml/2006/picture">
+                <pic:pic xmlns:pic="http://schemas.openxmlformats.org/drawingml/2006/picture">
+                  <pic:nvPicPr>
+                    <pic:cNvPr id="581233119" name=""/>
+                    <pic:cNvPicPr/>
+                  </pic:nvPicPr>
+                  <pic:blipFill>
+                    <a:blip r:embed="rId11"/>
+                    <a:stretch>
+                      <a:fillRect/>
+                    </a:stretch>
+                  </pic:blipFill>
+                  <pic:spPr>
+                    <a:xfrm>
+                      <a:off x="0" y="0"/>
+                      <a:ext cx="3315163" cy="1495634"/>
+                    </a:xfrm>
+                    <a:prstGeom prst="rect">
+                      <a:avLst/>
+                    </a:prstGeom>
+                  </pic:spPr>
+                </pic:pic>
+              </a:graphicData>
+            </a:graphic>
+          </wp:inline>
+        </w:drawing>
+      </w:r>
+    </w:p>
+    <w:p>
+      <w:pPr>
+        <w:spacing w:before="100" w:beforeAutospacing="1" w:after="100" w:afterAutospacing="1" w:line="276" w:lineRule="auto"/>
+        <w:jc w:val="center"/>
+        <w:rPr>
+          <w:rFonts w:eastAsia="Times New Roman" w:cs="Times New Roman"/>
+          <w:kern w:val="0"/>
+          <w:lang w:eastAsia="es-ES"/>
+          <w14:ligatures w14:val="none"/>
+        </w:rPr>
+      </w:pPr>
+    </w:p>
+    <w:p>
+      <w:pPr>
+        <w:pStyle w:val="Ttulo2"/>
+        <w:rPr>
+          <w:rFonts w:eastAsia="Times New Roman"/>
+          <w:lang w:eastAsia="es-ES"/>
+        </w:rPr>
+      </w:pPr>
+      <w:bookmarkStart w:id="5" w:name="_Toc223454690"/>
+      <w:r>
+        <w:rPr>
+          <w:rFonts w:eastAsia="Times New Roman"/>
+          <w:lang w:eastAsia="es-ES"/>
+        </w:rPr>
+        <w:t>6. Conclusión</w:t>
+      </w:r>
+      <w:bookmarkEnd w:id="5"/>
+    </w:p>
+    <w:p>
+      <w:pPr>
+        <w:spacing w:before="100" w:beforeAutospacing="1" w:after="100" w:afterAutospacing="1" w:line="276" w:lineRule="auto"/>
+        <w:jc w:val="both"/>
+        <w:rPr>
+          <w:rFonts w:eastAsia="Times New Roman" w:cs="Times New Roman"/>
+          <w:kern w:val="0"/>
+          <w:lang w:eastAsia="es-ES"/>
+          <w14:ligatures w14:val="none"/>
+        </w:rPr>
+      </w:pPr>
+      <w:r>
+        <w:rPr>
+          <w:rFonts w:eastAsia="Times New Roman" w:cs="Times New Roman"/>
+          <w:kern w:val="0"/>
+          <w:lang w:eastAsia="es-ES"/>
+          <w14:ligatures w14:val="none"/>
+        </w:rPr>
+        <w:t xml:space="preserve">El sistema es capaz de cribar el sentimiento general. Concluimos que el </w:t>
+      </w:r>
+      <w:r>
+        <w:rPr>
+          <w:rFonts w:eastAsia="Times New Roman" w:cs="Times New Roman"/>
+          <w:b/>
+          <w:bCs/>
+          <w:kern w:val="0"/>
+          <w:lang w:eastAsia="es-ES"/>
+          <w14:ligatures w14:val="none"/>
+        </w:rPr>
+        <w:t>iPhone 17</w:t>
+      </w:r>
+      <w:r>
+        <w:rPr>
+          <w:rFonts w:eastAsia="Times New Roman" w:cs="Times New Roman"/>
+          <w:kern w:val="0"/>
+          <w:lang w:eastAsia="es-ES"/>
+          <w14:ligatures w14:val="none"/>
+        </w:rPr>
+        <w:t xml:space="preserve"> tiene una acogida mayoritariamente positiva, </w:t>
+      </w:r>
+      <w:r>
+        <w:rPr>
+          <w:rFonts w:eastAsia="Times New Roman" w:cs="Times New Roman"/>
+          <w:kern w:val="0"/>
+          <w:lang w:eastAsia="es-ES"/>
+          <w14:ligatures w14:val="none"/>
+        </w:rPr>
+        <w:t>en los comentarios de ejemplo. El paso intermedio de la traducción es necesario por el entrenamiento en inglés de la mayoría de modelos de uso mayoritario.</w:t>
+      </w:r>
+    </w:p>
     <w:sectPr>
-      <w:headerReference w:type="default" r:id="rId8"/>
-      <w:footerReference w:type="default" r:id="rId9"/>
+      <w:headerReference w:type="default" r:id="rId12"/>
+      <w:footerReference w:type="default" r:id="rId13"/>
       <w:pgSz w:w="11906" w:h="16838"/>
       <w:pgMar w:top="1417" w:right="1701" w:bottom="1417" w:left="1701" w:header="708" w:footer="708" w:gutter="0"/>
       <w:pgNumType w:start="2"/>
@@ -676,6 +1840,417 @@
 <file path=word/numbering.xml><?xml version="1.0" encoding="utf-8"?>
 <w:numbering xmlns:wpc="http://schemas.microsoft.com/office/word/2010/wordprocessingCanvas" xmlns:cx="http://schemas.microsoft.com/office/drawing/2014/chartex" xmlns:cx1="http://schemas.microsoft.com/office/drawing/2015/9/8/chartex" xmlns:cx2="http://schemas.microsoft.com/office/drawing/2015/10/21/chartex" xmlns:cx3="http://schemas.microsoft.com/office/drawing/2016/5/9/chartex" xmlns:cx4="http://schemas.microsoft.com/office/drawing/2016/5/10/chartex" xmlns:cx5="http://schemas.microsoft.com/office/drawing/2016/5/11/chartex" xmlns:cx6="http://schemas.microsoft.com/office/drawing/2016/5/12/chartex" xmlns:cx7="http://schemas.microsoft.com/office/drawing/2016/5/13/chartex" xmlns:cx8="http://schemas.microsoft.com/office/drawing/2016/5/14/chartex" xmlns:mc="http://schemas.openxmlformats.org/markup-compatibility/2006" xmlns:aink="http://schemas.microsoft.com/office/drawing/2016/ink" xmlns:am3d="http://schemas.microsoft.com/office/drawing/2017/model3d" xmlns:o="urn:schemas-microsoft-com:office:office" xmlns:oel="http://schemas.microsoft.com/office/2019/extlst" xmlns:r="http://schemas.openxmlformats.org/officeDocument/2006/relationships" xmlns:m="http://schemas.openxmlformats.org/officeDocument/2006/math" xmlns:v="urn:schemas-microsoft-com:vml" xmlns:wp14="http://schemas.microsoft.com/office/word/2010/wordprocessingDrawing" xmlns:wp="http://schemas.openxmlformats.org/drawingml/2006/wordprocessingDrawing" xmlns:w10="urn:schemas-microsoft-com:office:word" xmlns:w="http://schemas.openxmlformats.org/wordprocessingml/2006/main" xmlns:w14="http://schemas.microsoft.com/office/word/2010/wordml" xmlns:w15="http://schemas.microsoft.com/office/word/2012/wordml" xmlns:w16cex="http://schemas.microsoft.com/office/word/2018/wordml/cex" xmlns:w16cid="http://schemas.microsoft.com/office/word/2016/wordml/cid" xmlns:w16="http://schemas.microsoft.com/office/word/2018/wordml" xmlns:w16du="http://schemas.microsoft.com/office/word/2023/wordml/word16du" xmlns:w16sdtdh="http://schemas.microsoft.com/office/word/2020/wordml/sdtdatahash" xmlns:w16sdtfl="http://schemas.microsoft.com/office/word/2024/wordml/sdtformatlock" xmlns:w16se="http://schemas.microsoft.com/office/word/2015/wordml/symex" xmlns:wpg="http://schemas.microsoft.com/office/word/2010/wordprocessingGroup" xmlns:wpi="http://schemas.microsoft.com/office/word/2010/wordprocessingInk" xmlns:wne="http://schemas.microsoft.com/office/word/2006/wordml" xmlns:wps="http://schemas.microsoft.com/office/word/2010/wordprocessingShape" mc:Ignorable="w14 w15 w16se w16cid w16 w16cex w16sdtdh w16sdtfl w16du wp14">
   <w:abstractNum w:abstractNumId="0" w15:restartNumberingAfterBreak="0">
+    <w:nsid w:val="2D2A65F1"/>
+    <w:multiLevelType w:val="multilevel"/>
+    <w:tmpl w:val="2AA0C2F8"/>
+    <w:lvl w:ilvl="0">
+      <w:start w:val="1"/>
+      <w:numFmt w:val="bullet"/>
+      <w:lvlText w:val=""/>
+      <w:lvlJc w:val="left"/>
+      <w:pPr>
+        <w:tabs>
+          <w:tab w:val="num" w:pos="720"/>
+        </w:tabs>
+        <w:ind w:left="720" w:hanging="360"/>
+      </w:pPr>
+      <w:rPr>
+        <w:rFonts w:ascii="Symbol" w:hAnsi="Symbol" w:hint="default"/>
+        <w:sz w:val="20"/>
+      </w:rPr>
+    </w:lvl>
+    <w:lvl w:ilvl="1" w:tentative="1">
+      <w:start w:val="1"/>
+      <w:numFmt w:val="bullet"/>
+      <w:lvlText w:val="o"/>
+      <w:lvlJc w:val="left"/>
+      <w:pPr>
+        <w:tabs>
+          <w:tab w:val="num" w:pos="1440"/>
+        </w:tabs>
+        <w:ind w:left="1440" w:hanging="360"/>
+      </w:pPr>
+      <w:rPr>
+        <w:rFonts w:ascii="Courier New" w:hAnsi="Courier New" w:hint="default"/>
+        <w:sz w:val="20"/>
+      </w:rPr>
+    </w:lvl>
+    <w:lvl w:ilvl="2" w:tentative="1">
+      <w:start w:val="1"/>
+      <w:numFmt w:val="bullet"/>
+      <w:lvlText w:val=""/>
+      <w:lvlJc w:val="left"/>
+      <w:pPr>
+        <w:tabs>
+          <w:tab w:val="num" w:pos="2160"/>
+        </w:tabs>
+        <w:ind w:left="2160" w:hanging="360"/>
+      </w:pPr>
+      <w:rPr>
+        <w:rFonts w:ascii="Wingdings" w:hAnsi="Wingdings" w:hint="default"/>
+        <w:sz w:val="20"/>
+      </w:rPr>
+    </w:lvl>
+    <w:lvl w:ilvl="3" w:tentative="1">
+      <w:start w:val="1"/>
+      <w:numFmt w:val="bullet"/>
+      <w:lvlText w:val=""/>
+      <w:lvlJc w:val="left"/>
+      <w:pPr>
+        <w:tabs>
+          <w:tab w:val="num" w:pos="2880"/>
+        </w:tabs>
+        <w:ind w:left="2880" w:hanging="360"/>
+      </w:pPr>
+      <w:rPr>
+        <w:rFonts w:ascii="Wingdings" w:hAnsi="Wingdings" w:hint="default"/>
+        <w:sz w:val="20"/>
+      </w:rPr>
+    </w:lvl>
+    <w:lvl w:ilvl="4" w:tentative="1">
+      <w:start w:val="1"/>
+      <w:numFmt w:val="bullet"/>
+      <w:lvlText w:val=""/>
+      <w:lvlJc w:val="left"/>
+      <w:pPr>
+        <w:tabs>
+          <w:tab w:val="num" w:pos="3600"/>
+        </w:tabs>
+        <w:ind w:left="3600" w:hanging="360"/>
+      </w:pPr>
+      <w:rPr>
+        <w:rFonts w:ascii="Wingdings" w:hAnsi="Wingdings" w:hint="default"/>
+        <w:sz w:val="20"/>
+      </w:rPr>
+    </w:lvl>
+    <w:lvl w:ilvl="5" w:tentative="1">
+      <w:start w:val="1"/>
+      <w:numFmt w:val="bullet"/>
+      <w:lvlText w:val=""/>
+      <w:lvlJc w:val="left"/>
+      <w:pPr>
+        <w:tabs>
+          <w:tab w:val="num" w:pos="4320"/>
+        </w:tabs>
+        <w:ind w:left="4320" w:hanging="360"/>
+      </w:pPr>
+      <w:rPr>
+        <w:rFonts w:ascii="Wingdings" w:hAnsi="Wingdings" w:hint="default"/>
+        <w:sz w:val="20"/>
+      </w:rPr>
+    </w:lvl>
+    <w:lvl w:ilvl="6" w:tentative="1">
+      <w:start w:val="1"/>
+      <w:numFmt w:val="bullet"/>
+      <w:lvlText w:val=""/>
+      <w:lvlJc w:val="left"/>
+      <w:pPr>
+        <w:tabs>
+          <w:tab w:val="num" w:pos="5040"/>
+        </w:tabs>
+        <w:ind w:left="5040" w:hanging="360"/>
+      </w:pPr>
+      <w:rPr>
+        <w:rFonts w:ascii="Wingdings" w:hAnsi="Wingdings" w:hint="default"/>
+        <w:sz w:val="20"/>
+      </w:rPr>
+    </w:lvl>
+    <w:lvl w:ilvl="7" w:tentative="1">
+      <w:start w:val="1"/>
+      <w:numFmt w:val="bullet"/>
+      <w:lvlText w:val=""/>
+      <w:lvlJc w:val="left"/>
+      <w:pPr>
+        <w:tabs>
+          <w:tab w:val="num" w:pos="5760"/>
+        </w:tabs>
+        <w:ind w:left="5760" w:hanging="360"/>
+      </w:pPr>
+      <w:rPr>
+        <w:rFonts w:ascii="Wingdings" w:hAnsi="Wingdings" w:hint="default"/>
+        <w:sz w:val="20"/>
+      </w:rPr>
+    </w:lvl>
+    <w:lvl w:ilvl="8" w:tentative="1">
+      <w:start w:val="1"/>
+      <w:numFmt w:val="bullet"/>
+      <w:lvlText w:val=""/>
+      <w:lvlJc w:val="left"/>
+      <w:pPr>
+        <w:tabs>
+          <w:tab w:val="num" w:pos="6480"/>
+        </w:tabs>
+        <w:ind w:left="6480" w:hanging="360"/>
+      </w:pPr>
+      <w:rPr>
+        <w:rFonts w:ascii="Wingdings" w:hAnsi="Wingdings" w:hint="default"/>
+        <w:sz w:val="20"/>
+      </w:rPr>
+    </w:lvl>
+  </w:abstractNum>
+  <w:abstractNum w:abstractNumId="1" w15:restartNumberingAfterBreak="0">
+    <w:nsid w:val="31B360FC"/>
+    <w:multiLevelType w:val="multilevel"/>
+    <w:tmpl w:val="C13492EE"/>
+    <w:lvl w:ilvl="0">
+      <w:start w:val="1"/>
+      <w:numFmt w:val="decimal"/>
+      <w:lvlText w:val="%1."/>
+      <w:lvlJc w:val="left"/>
+      <w:pPr>
+        <w:tabs>
+          <w:tab w:val="num" w:pos="720"/>
+        </w:tabs>
+        <w:ind w:left="720" w:hanging="360"/>
+      </w:pPr>
+    </w:lvl>
+    <w:lvl w:ilvl="1" w:tentative="1">
+      <w:start w:val="1"/>
+      <w:numFmt w:val="decimal"/>
+      <w:lvlText w:val="%2."/>
+      <w:lvlJc w:val="left"/>
+      <w:pPr>
+        <w:tabs>
+          <w:tab w:val="num" w:pos="1440"/>
+        </w:tabs>
+        <w:ind w:left="1440" w:hanging="360"/>
+      </w:pPr>
+    </w:lvl>
+    <w:lvl w:ilvl="2" w:tentative="1">
+      <w:start w:val="1"/>
+      <w:numFmt w:val="decimal"/>
+      <w:lvlText w:val="%3."/>
+      <w:lvlJc w:val="left"/>
+      <w:pPr>
+        <w:tabs>
+          <w:tab w:val="num" w:pos="2160"/>
+        </w:tabs>
+        <w:ind w:left="2160" w:hanging="360"/>
+      </w:pPr>
+    </w:lvl>
+    <w:lvl w:ilvl="3" w:tentative="1">
+      <w:start w:val="1"/>
+      <w:numFmt w:val="decimal"/>
+      <w:lvlText w:val="%4."/>
+      <w:lvlJc w:val="left"/>
+      <w:pPr>
+        <w:tabs>
+          <w:tab w:val="num" w:pos="2880"/>
+        </w:tabs>
+        <w:ind w:left="2880" w:hanging="360"/>
+      </w:pPr>
+    </w:lvl>
+    <w:lvl w:ilvl="4" w:tentative="1">
+      <w:start w:val="1"/>
+      <w:numFmt w:val="decimal"/>
+      <w:lvlText w:val="%5."/>
+      <w:lvlJc w:val="left"/>
+      <w:pPr>
+        <w:tabs>
+          <w:tab w:val="num" w:pos="3600"/>
+        </w:tabs>
+        <w:ind w:left="3600" w:hanging="360"/>
+      </w:pPr>
+    </w:lvl>
+    <w:lvl w:ilvl="5" w:tentative="1">
+      <w:start w:val="1"/>
+      <w:numFmt w:val="decimal"/>
+      <w:lvlText w:val="%6."/>
+      <w:lvlJc w:val="left"/>
+      <w:pPr>
+        <w:tabs>
+          <w:tab w:val="num" w:pos="4320"/>
+        </w:tabs>
+        <w:ind w:left="4320" w:hanging="360"/>
+      </w:pPr>
+    </w:lvl>
+    <w:lvl w:ilvl="6" w:tentative="1">
+      <w:start w:val="1"/>
+      <w:numFmt w:val="decimal"/>
+      <w:lvlText w:val="%7."/>
+      <w:lvlJc w:val="left"/>
+      <w:pPr>
+        <w:tabs>
+          <w:tab w:val="num" w:pos="5040"/>
+        </w:tabs>
+        <w:ind w:left="5040" w:hanging="360"/>
+      </w:pPr>
+    </w:lvl>
+    <w:lvl w:ilvl="7" w:tentative="1">
+      <w:start w:val="1"/>
+      <w:numFmt w:val="decimal"/>
+      <w:lvlText w:val="%8."/>
+      <w:lvlJc w:val="left"/>
+      <w:pPr>
+        <w:tabs>
+          <w:tab w:val="num" w:pos="5760"/>
+        </w:tabs>
+        <w:ind w:left="5760" w:hanging="360"/>
+      </w:pPr>
+    </w:lvl>
+    <w:lvl w:ilvl="8" w:tentative="1">
+      <w:start w:val="1"/>
+      <w:numFmt w:val="decimal"/>
+      <w:lvlText w:val="%9."/>
+      <w:lvlJc w:val="left"/>
+      <w:pPr>
+        <w:tabs>
+          <w:tab w:val="num" w:pos="6480"/>
+        </w:tabs>
+        <w:ind w:left="6480" w:hanging="360"/>
+      </w:pPr>
+    </w:lvl>
+  </w:abstractNum>
+  <w:abstractNum w:abstractNumId="2" w15:restartNumberingAfterBreak="0">
+    <w:nsid w:val="4A71061F"/>
+    <w:multiLevelType w:val="multilevel"/>
+    <w:tmpl w:val="2B26A306"/>
+    <w:lvl w:ilvl="0">
+      <w:start w:val="1"/>
+      <w:numFmt w:val="bullet"/>
+      <w:lvlText w:val=""/>
+      <w:lvlJc w:val="left"/>
+      <w:pPr>
+        <w:tabs>
+          <w:tab w:val="num" w:pos="720"/>
+        </w:tabs>
+        <w:ind w:left="720" w:hanging="360"/>
+      </w:pPr>
+      <w:rPr>
+        <w:rFonts w:ascii="Symbol" w:hAnsi="Symbol" w:hint="default"/>
+        <w:sz w:val="20"/>
+      </w:rPr>
+    </w:lvl>
+    <w:lvl w:ilvl="1" w:tentative="1">
+      <w:start w:val="1"/>
+      <w:numFmt w:val="bullet"/>
+      <w:lvlText w:val="o"/>
+      <w:lvlJc w:val="left"/>
+      <w:pPr>
+        <w:tabs>
+          <w:tab w:val="num" w:pos="1440"/>
+        </w:tabs>
+        <w:ind w:left="1440" w:hanging="360"/>
+      </w:pPr>
+      <w:rPr>
+        <w:rFonts w:ascii="Courier New" w:hAnsi="Courier New" w:hint="default"/>
+        <w:sz w:val="20"/>
+      </w:rPr>
+    </w:lvl>
+    <w:lvl w:ilvl="2" w:tentative="1">
+      <w:start w:val="1"/>
+      <w:numFmt w:val="bullet"/>
+      <w:lvlText w:val=""/>
+      <w:lvlJc w:val="left"/>
+      <w:pPr>
+        <w:tabs>
+          <w:tab w:val="num" w:pos="2160"/>
+        </w:tabs>
+        <w:ind w:left="2160" w:hanging="360"/>
+      </w:pPr>
+      <w:rPr>
+        <w:rFonts w:ascii="Wingdings" w:hAnsi="Wingdings" w:hint="default"/>
+        <w:sz w:val="20"/>
+      </w:rPr>
+    </w:lvl>
+    <w:lvl w:ilvl="3" w:tentative="1">
+      <w:start w:val="1"/>
+      <w:numFmt w:val="bullet"/>
+      <w:lvlText w:val=""/>
+      <w:lvlJc w:val="left"/>
+      <w:pPr>
+        <w:tabs>
+          <w:tab w:val="num" w:pos="2880"/>
+        </w:tabs>
+        <w:ind w:left="2880" w:hanging="360"/>
+      </w:pPr>
+      <w:rPr>
+        <w:rFonts w:ascii="Wingdings" w:hAnsi="Wingdings" w:hint="default"/>
+        <w:sz w:val="20"/>
+      </w:rPr>
+    </w:lvl>
+    <w:lvl w:ilvl="4" w:tentative="1">
+      <w:start w:val="1"/>
+      <w:numFmt w:val="bullet"/>
+      <w:lvlText w:val=""/>
+      <w:lvlJc w:val="left"/>
+      <w:pPr>
+        <w:tabs>
+          <w:tab w:val="num" w:pos="3600"/>
+        </w:tabs>
+        <w:ind w:left="3600" w:hanging="360"/>
+      </w:pPr>
+      <w:rPr>
+        <w:rFonts w:ascii="Wingdings" w:hAnsi="Wingdings" w:hint="default"/>
+        <w:sz w:val="20"/>
+      </w:rPr>
+    </w:lvl>
+    <w:lvl w:ilvl="5" w:tentative="1">
+      <w:start w:val="1"/>
+      <w:numFmt w:val="bullet"/>
+      <w:lvlText w:val=""/>
+      <w:lvlJc w:val="left"/>
+      <w:pPr>
+        <w:tabs>
+          <w:tab w:val="num" w:pos="4320"/>
+        </w:tabs>
+        <w:ind w:left="4320" w:hanging="360"/>
+      </w:pPr>
+      <w:rPr>
+        <w:rFonts w:ascii="Wingdings" w:hAnsi="Wingdings" w:hint="default"/>
+        <w:sz w:val="20"/>
+      </w:rPr>
+    </w:lvl>
+    <w:lvl w:ilvl="6" w:tentative="1">
+      <w:start w:val="1"/>
+      <w:numFmt w:val="bullet"/>
+      <w:lvlText w:val=""/>
+      <w:lvlJc w:val="left"/>
+      <w:pPr>
+        <w:tabs>
+          <w:tab w:val="num" w:pos="5040"/>
+        </w:tabs>
+        <w:ind w:left="5040" w:hanging="360"/>
+      </w:pPr>
+      <w:rPr>
+        <w:rFonts w:ascii="Wingdings" w:hAnsi="Wingdings" w:hint="default"/>
+        <w:sz w:val="20"/>
+      </w:rPr>
+    </w:lvl>
+    <w:lvl w:ilvl="7" w:tentative="1">
+      <w:start w:val="1"/>
+      <w:numFmt w:val="bullet"/>
+      <w:lvlText w:val=""/>
+      <w:lvlJc w:val="left"/>
+      <w:pPr>
+        <w:tabs>
+          <w:tab w:val="num" w:pos="5760"/>
+        </w:tabs>
+        <w:ind w:left="5760" w:hanging="360"/>
+      </w:pPr>
+      <w:rPr>
+        <w:rFonts w:ascii="Wingdings" w:hAnsi="Wingdings" w:hint="default"/>
+        <w:sz w:val="20"/>
+      </w:rPr>
+    </w:lvl>
+    <w:lvl w:ilvl="8" w:tentative="1">
+      <w:start w:val="1"/>
+      <w:numFmt w:val="bullet"/>
+      <w:lvlText w:val=""/>
+      <w:lvlJc w:val="left"/>
+      <w:pPr>
+        <w:tabs>
+          <w:tab w:val="num" w:pos="6480"/>
+        </w:tabs>
+        <w:ind w:left="6480" w:hanging="360"/>
+      </w:pPr>
+      <w:rPr>
+        <w:rFonts w:ascii="Wingdings" w:hAnsi="Wingdings" w:hint="default"/>
+        <w:sz w:val="20"/>
+      </w:rPr>
+    </w:lvl>
+  </w:abstractNum>
+  <w:abstractNum w:abstractNumId="3" w15:restartNumberingAfterBreak="0">
     <w:nsid w:val="4E7235EC"/>
     <w:multiLevelType w:val="multilevel"/>
     <w:tmpl w:val="D9DA2524"/>
@@ -824,7 +2399,7 @@
       </w:rPr>
     </w:lvl>
   </w:abstractNum>
-  <w:abstractNum w:abstractNumId="1" w15:restartNumberingAfterBreak="0">
+  <w:abstractNum w:abstractNumId="4" w15:restartNumberingAfterBreak="0">
     <w:nsid w:val="4F6B06FB"/>
     <w:multiLevelType w:val="multilevel"/>
     <w:tmpl w:val="EF70340C"/>
@@ -973,7 +2548,7 @@
       </w:rPr>
     </w:lvl>
   </w:abstractNum>
-  <w:abstractNum w:abstractNumId="2" w15:restartNumberingAfterBreak="0">
+  <w:abstractNum w:abstractNumId="5" w15:restartNumberingAfterBreak="0">
     <w:nsid w:val="6117695E"/>
     <w:multiLevelType w:val="multilevel"/>
     <w:tmpl w:val="05945AAC"/>
@@ -1122,7 +2697,7 @@
       </w:rPr>
     </w:lvl>
   </w:abstractNum>
-  <w:abstractNum w:abstractNumId="3" w15:restartNumberingAfterBreak="0">
+  <w:abstractNum w:abstractNumId="6" w15:restartNumberingAfterBreak="0">
     <w:nsid w:val="6C694139"/>
     <w:multiLevelType w:val="multilevel"/>
     <w:tmpl w:val="C2CE11D6"/>
@@ -1272,15 +2847,24 @@
     </w:lvl>
   </w:abstractNum>
   <w:num w:numId="1" w16cid:durableId="271864369">
+    <w:abstractNumId w:val="3"/>
+  </w:num>
+  <w:num w:numId="2" w16cid:durableId="1131360851">
+    <w:abstractNumId w:val="6"/>
+  </w:num>
+  <w:num w:numId="3" w16cid:durableId="1963800407">
+    <w:abstractNumId w:val="5"/>
+  </w:num>
+  <w:num w:numId="4" w16cid:durableId="9376855">
+    <w:abstractNumId w:val="4"/>
+  </w:num>
+  <w:num w:numId="5" w16cid:durableId="1664775320">
+    <w:abstractNumId w:val="2"/>
+  </w:num>
+  <w:num w:numId="6" w16cid:durableId="348221014">
     <w:abstractNumId w:val="0"/>
   </w:num>
-  <w:num w:numId="2" w16cid:durableId="1131360851">
-    <w:abstractNumId w:val="3"/>
-  </w:num>
-  <w:num w:numId="3" w16cid:durableId="1963800407">
-    <w:abstractNumId w:val="2"/>
-  </w:num>
-  <w:num w:numId="4" w16cid:durableId="9376855">
+  <w:num w:numId="7" w16cid:durableId="668367346">
     <w:abstractNumId w:val="1"/>
   </w:num>
 </w:numbering>
